--- a/problems.docx
+++ b/problems.docx
@@ -4,6 +4,9 @@
   <w:body>
     <w:p>
       <w:r>
+        <w:rPr>
+          <w:noProof/>
+        </w:rPr>
         <w:drawing>
           <wp:inline distT="0" distB="0" distL="0" distR="0" wp14:anchorId="533208B5" wp14:editId="216A6734">
             <wp:extent cx="1945613" cy="2686050"/>
@@ -41,6 +44,9 @@
         </w:drawing>
       </w:r>
       <w:r>
+        <w:rPr>
+          <w:noProof/>
+        </w:rPr>
         <w:drawing>
           <wp:inline distT="0" distB="0" distL="0" distR="0" wp14:anchorId="71D6AB2D" wp14:editId="4FB819B7">
             <wp:extent cx="2171700" cy="8258175"/>
@@ -84,6 +90,107 @@
       </w:r>
       <w:r>
         <w:t>shrink when resizing screen.</w:t>
+      </w:r>
+    </w:p>
+    <w:p>
+      <w:r>
+        <w:lastRenderedPageBreak/>
+        <w:br w:type="page"/>
+      </w:r>
+    </w:p>
+    <w:p>
+      <w:r>
+        <w:lastRenderedPageBreak/>
+        <w:drawing>
+          <wp:inline distT="0" distB="0" distL="0" distR="0" wp14:anchorId="544D1C0F" wp14:editId="5CD97CD8">
+            <wp:extent cx="5731510" cy="2237105"/>
+            <wp:effectExtent l="0" t="0" r="2540" b="0"/>
+            <wp:docPr id="2132797840" name="Picture 1" descr="A screenshot of a computer&#10;&#10;AI-generated content may be incorrect."/>
+            <wp:cNvGraphicFramePr>
+              <a:graphicFrameLocks xmlns:a="http://schemas.openxmlformats.org/drawingml/2006/main" noChangeAspect="1"/>
+            </wp:cNvGraphicFramePr>
+            <a:graphic xmlns:a="http://schemas.openxmlformats.org/drawingml/2006/main">
+              <a:graphicData uri="http://schemas.openxmlformats.org/drawingml/2006/picture">
+                <pic:pic xmlns:pic="http://schemas.openxmlformats.org/drawingml/2006/picture">
+                  <pic:nvPicPr>
+                    <pic:cNvPr id="2132797840" name="Picture 1" descr="A screenshot of a computer&#10;&#10;AI-generated content may be incorrect."/>
+                    <pic:cNvPicPr/>
+                  </pic:nvPicPr>
+                  <pic:blipFill>
+                    <a:blip r:embed="rId6"/>
+                    <a:stretch>
+                      <a:fillRect/>
+                    </a:stretch>
+                  </pic:blipFill>
+                  <pic:spPr>
+                    <a:xfrm>
+                      <a:off x="0" y="0"/>
+                      <a:ext cx="5731510" cy="2237105"/>
+                    </a:xfrm>
+                    <a:prstGeom prst="rect">
+                      <a:avLst/>
+                    </a:prstGeom>
+                  </pic:spPr>
+                </pic:pic>
+              </a:graphicData>
+            </a:graphic>
+          </wp:inline>
+        </w:drawing>
+      </w:r>
+    </w:p>
+    <w:p>
+      <w:r>
+        <w:t xml:space="preserve">Weird </w:t>
+      </w:r>
+      <w:r>
+        <w:t xml:space="preserve">blue line </w:t>
+      </w:r>
+      <w:r>
+        <w:t>between the banner and the nav bar</w:t>
+      </w:r>
+    </w:p>
+    <w:p>
+      <w:r>
+        <w:drawing>
+          <wp:inline distT="0" distB="0" distL="0" distR="0" wp14:anchorId="720E342A" wp14:editId="7D6EE407">
+            <wp:extent cx="5731510" cy="2592070"/>
+            <wp:effectExtent l="0" t="0" r="2540" b="0"/>
+            <wp:docPr id="450600024" name="Picture 1" descr="A screenshot of a computer&#10;&#10;AI-generated content may be incorrect."/>
+            <wp:cNvGraphicFramePr>
+              <a:graphicFrameLocks xmlns:a="http://schemas.openxmlformats.org/drawingml/2006/main" noChangeAspect="1"/>
+            </wp:cNvGraphicFramePr>
+            <a:graphic xmlns:a="http://schemas.openxmlformats.org/drawingml/2006/main">
+              <a:graphicData uri="http://schemas.openxmlformats.org/drawingml/2006/picture">
+                <pic:pic xmlns:pic="http://schemas.openxmlformats.org/drawingml/2006/picture">
+                  <pic:nvPicPr>
+                    <pic:cNvPr id="450600024" name="Picture 1" descr="A screenshot of a computer&#10;&#10;AI-generated content may be incorrect."/>
+                    <pic:cNvPicPr/>
+                  </pic:nvPicPr>
+                  <pic:blipFill>
+                    <a:blip r:embed="rId7"/>
+                    <a:stretch>
+                      <a:fillRect/>
+                    </a:stretch>
+                  </pic:blipFill>
+                  <pic:spPr>
+                    <a:xfrm>
+                      <a:off x="0" y="0"/>
+                      <a:ext cx="5731510" cy="2592070"/>
+                    </a:xfrm>
+                    <a:prstGeom prst="rect">
+                      <a:avLst/>
+                    </a:prstGeom>
+                  </pic:spPr>
+                </pic:pic>
+              </a:graphicData>
+            </a:graphic>
+          </wp:inline>
+        </w:drawing>
+      </w:r>
+    </w:p>
+    <w:p>
+      <w:r>
+        <w:t>There was an extra div that was not needed</w:t>
       </w:r>
     </w:p>
     <w:sectPr>
@@ -699,6 +806,7 @@
   <w:style w:type="character" w:default="1" w:styleId="DefaultParagraphFont">
     <w:name w:val="Default Paragraph Font"/>
     <w:uiPriority w:val="1"/>
+    <w:semiHidden/>
     <w:unhideWhenUsed/>
   </w:style>
   <w:style w:type="table" w:default="1" w:styleId="TableNormal">

--- a/problems.docx
+++ b/problems.docx
@@ -86,7 +86,23 @@
     </w:p>
     <w:p>
       <w:r>
-        <w:t xml:space="preserve">Screen aria wont resise properly so making objects in line and felx then make the dividers </w:t>
+        <w:t xml:space="preserve">Screen aria wont </w:t>
+      </w:r>
+      <w:proofErr w:type="spellStart"/>
+      <w:r>
+        <w:t>resise</w:t>
+      </w:r>
+      <w:proofErr w:type="spellEnd"/>
+      <w:r>
+        <w:t xml:space="preserve"> properly so making objects in line and </w:t>
+      </w:r>
+      <w:proofErr w:type="spellStart"/>
+      <w:r>
+        <w:t>felx</w:t>
+      </w:r>
+      <w:proofErr w:type="spellEnd"/>
+      <w:r>
+        <w:t xml:space="preserve"> then make the dividers </w:t>
       </w:r>
       <w:r>
         <w:t>shrink when resizing screen.</w:t>
@@ -100,6 +116,9 @@
     </w:p>
     <w:p>
       <w:r>
+        <w:rPr>
+          <w:noProof/>
+        </w:rPr>
         <w:lastRenderedPageBreak/>
         <w:drawing>
           <wp:inline distT="0" distB="0" distL="0" distR="0" wp14:anchorId="544D1C0F" wp14:editId="5CD97CD8">
@@ -151,6 +170,9 @@
     </w:p>
     <w:p>
       <w:r>
+        <w:rPr>
+          <w:noProof/>
+        </w:rPr>
         <w:drawing>
           <wp:inline distT="0" distB="0" distL="0" distR="0" wp14:anchorId="720E342A" wp14:editId="7D6EE407">
             <wp:extent cx="5731510" cy="2592070"/>
@@ -191,6 +213,31 @@
     <w:p>
       <w:r>
         <w:t>There was an extra div that was not needed</w:t>
+      </w:r>
+    </w:p>
+    <w:p/>
+    <w:p>
+      <w:r>
+        <w:t xml:space="preserve">Images were all loading at a small size because to create the logo at a small side we changed the </w:t>
+      </w:r>
+      <w:proofErr w:type="spellStart"/>
+      <w:r>
+        <w:t>img</w:t>
+      </w:r>
+      <w:proofErr w:type="spellEnd"/>
+      <w:r>
+        <w:t xml:space="preserve"> tag </w:t>
+      </w:r>
+      <w:proofErr w:type="spellStart"/>
+      <w:r>
+        <w:t>propertys</w:t>
+      </w:r>
+      <w:proofErr w:type="spellEnd"/>
+      <w:r>
+        <w:t xml:space="preserve"> where as we should have used classes to make it </w:t>
+      </w:r>
+      <w:r>
+        <w:t>so it didn’t change it for all images</w:t>
       </w:r>
     </w:p>
     <w:sectPr>
